--- a/Kotlin.docx
+++ b/Kotlin.docx
@@ -3425,6 +3425,7 @@
         <w:rPr>
           <w:b/>
           <w:bCs/>
+          <w:noProof/>
           <w:sz w:val="32"/>
           <w:szCs w:val="32"/>
         </w:rPr>
@@ -3522,6 +3523,7 @@
         <w:rPr>
           <w:b/>
           <w:bCs/>
+          <w:noProof/>
           <w:sz w:val="32"/>
           <w:szCs w:val="32"/>
         </w:rPr>
@@ -3783,6 +3785,7 @@
         <w:rPr>
           <w:b/>
           <w:bCs/>
+          <w:noProof/>
           <w:sz w:val="32"/>
           <w:szCs w:val="32"/>
         </w:rPr>
@@ -3928,6 +3931,9 @@
         <w:ind w:left="1080"/>
       </w:pPr>
       <w:r>
+        <w:rPr>
+          <w:noProof/>
+        </w:rPr>
         <w:drawing>
           <wp:anchor distT="0" distB="0" distL="114300" distR="114300" simplePos="0" relativeHeight="251663360" behindDoc="1" locked="0" layoutInCell="1" allowOverlap="1" wp14:anchorId="725B9976" wp14:editId="7934A1A0">
             <wp:simplePos x="0" y="0"/>
@@ -4037,6 +4043,9 @@
     </w:p>
     <w:p>
       <w:r>
+        <w:rPr>
+          <w:noProof/>
+        </w:rPr>
         <w:drawing>
           <wp:anchor distT="0" distB="0" distL="114300" distR="114300" simplePos="0" relativeHeight="251665408" behindDoc="0" locked="0" layoutInCell="1" allowOverlap="1" wp14:anchorId="0A04166A" wp14:editId="26C7D391">
             <wp:simplePos x="0" y="0"/>
@@ -4105,6 +4114,9 @@
         </w:drawing>
       </w:r>
       <w:r>
+        <w:rPr>
+          <w:noProof/>
+        </w:rPr>
         <w:drawing>
           <wp:anchor distT="0" distB="0" distL="114300" distR="114300" simplePos="0" relativeHeight="251664384" behindDoc="0" locked="0" layoutInCell="1" allowOverlap="1" wp14:anchorId="555E2557" wp14:editId="69144F53">
             <wp:simplePos x="0" y="0"/>
@@ -4750,6 +4762,7 @@
       </w:pPr>
       <w:r>
         <w:rPr>
+          <w:noProof/>
           <w:color w:val="0F9ED5" w:themeColor="accent4"/>
         </w:rPr>
         <w:drawing>
@@ -4875,6 +4888,7 @@
       </w:pPr>
       <w:r>
         <w:rPr>
+          <w:noProof/>
           <w:color w:val="0F9ED5" w:themeColor="accent4"/>
         </w:rPr>
         <w:drawing>
@@ -5068,6 +5082,7 @@
       </w:pPr>
       <w:r>
         <w:rPr>
+          <w:noProof/>
           <w:color w:val="000000" w:themeColor="text1"/>
         </w:rPr>
         <w:drawing>
@@ -5460,6 +5475,7 @@
       </w:pPr>
       <w:r>
         <w:rPr>
+          <w:noProof/>
           <w:color w:val="000000" w:themeColor="text1"/>
         </w:rPr>
         <w:drawing>
@@ -5903,6 +5919,7 @@
       </w:pPr>
       <w:r>
         <w:rPr>
+          <w:noProof/>
           <w:color w:val="000000" w:themeColor="text1"/>
         </w:rPr>
         <w:drawing>
@@ -6598,11 +6615,19 @@
         </w:rPr>
         <w:t xml:space="preserve">, the name has no significance but </w:t>
       </w:r>
+      <w:proofErr w:type="spellStart"/>
       <w:r>
         <w:rPr>
           <w:color w:val="A02B93"/>
         </w:rPr>
-        <w:t xml:space="preserve">args </w:t>
+        <w:t>args</w:t>
+      </w:r>
+      <w:proofErr w:type="spellEnd"/>
+      <w:r>
+        <w:rPr>
+          <w:color w:val="A02B93"/>
+        </w:rPr>
+        <w:t xml:space="preserve"> </w:t>
       </w:r>
       <w:r>
         <w:rPr>
@@ -6682,6 +6707,9 @@
         </w:numPr>
       </w:pPr>
       <w:r>
+        <w:rPr>
+          <w:noProof/>
+        </w:rPr>
         <w:drawing>
           <wp:anchor distT="0" distB="0" distL="114300" distR="114300" simplePos="0" relativeHeight="251673600" behindDoc="0" locked="0" layoutInCell="1" allowOverlap="1" wp14:anchorId="1015E1AB" wp14:editId="6D6F38B5">
             <wp:simplePos x="0" y="0"/>
@@ -6966,6 +6994,39 @@
           <w:color w:val="000000" w:themeColor="text1"/>
         </w:rPr>
         <w:t>halts a program’s execution</w:t>
+      </w:r>
+      <w:r>
+        <w:rPr>
+          <w:color w:val="000000" w:themeColor="text1"/>
+        </w:rPr>
+        <w:t xml:space="preserve"> by setting the program’s </w:t>
+      </w:r>
+      <w:r>
+        <w:rPr>
+          <w:color w:val="EE0000"/>
+        </w:rPr>
+        <w:t xml:space="preserve">exit status </w:t>
+      </w:r>
+      <w:r>
+        <w:rPr>
+          <w:color w:val="000000" w:themeColor="text1"/>
+        </w:rPr>
+        <w:t>to the value supplied as an argument</w:t>
+      </w:r>
+    </w:p>
+    <w:p>
+      <w:pPr>
+        <w:pStyle w:val="ListParagraph"/>
+        <w:ind w:left="1494"/>
+        <w:rPr>
+          <w:color w:val="000000" w:themeColor="text1"/>
+        </w:rPr>
+      </w:pPr>
+      <w:r>
+        <w:rPr>
+          <w:color w:val="000000" w:themeColor="text1"/>
+        </w:rPr>
+        <w:t>(By convention, an operating system will assume that a program has terminated normally if it has an exit status of zero)f</w:t>
       </w:r>
     </w:p>
     <w:p>
